--- a/public/tours/international/europe/itineraries/8 Days Greek Island Hopper Escape.docx
+++ b/public/tours/international/europe/itineraries/8 Days Greek Island Hopper Escape.docx
@@ -1,6 +1,6 @@
 
 <file path=word/document.xml><?xml version="1.0" encoding="utf-8"?>
-<w:document xmlns:wpc="http://schemas.microsoft.com/office/word/2010/wordprocessingCanvas" xmlns:cx="http://schemas.microsoft.com/office/drawing/2014/chartex" xmlns:cx1="http://schemas.microsoft.com/office/drawing/2015/9/8/chartex" xmlns:cx2="http://schemas.microsoft.com/office/drawing/2015/10/21/chartex" xmlns:cx3="http://schemas.microsoft.com/office/drawing/2016/5/9/chartex" xmlns:cx4="http://schemas.microsoft.com/office/drawing/2016/5/10/chartex" xmlns:cx5="http://schemas.microsoft.com/office/drawing/2016/5/11/chartex" xmlns:cx6="http://schemas.microsoft.com/office/drawing/2016/5/12/chartex" xmlns:cx7="http://schemas.microsoft.com/office/drawing/2016/5/13/chartex" xmlns:cx8="http://schemas.microsoft.com/office/drawing/2016/5/14/chartex" xmlns:mc="http://schemas.openxmlformats.org/markup-compatibility/2006" xmlns:aink="http://schemas.microsoft.com/office/drawing/2016/ink" xmlns:am3d="http://schemas.microsoft.com/office/drawing/2017/model3d" xmlns:o="urn:schemas-microsoft-com:office:office" xmlns:oel="http://schemas.microsoft.com/office/2019/extlst" xmlns:r="http://schemas.openxmlformats.org/officeDocument/2006/relationships" xmlns:m="http://schemas.openxmlformats.org/officeDocument/2006/math" xmlns:v="urn:schemas-microsoft-com:vml" xmlns:wp14="http://schemas.microsoft.com/office/word/2010/wordprocessingDrawing" xmlns:wp="http://schemas.openxmlformats.org/drawingml/2006/wordprocessingDrawing" xmlns:w10="urn:schemas-microsoft-com:office:word" xmlns:w="http://schemas.openxmlformats.org/wordprocessingml/2006/main" xmlns:w14="http://schemas.microsoft.com/office/word/2010/wordml" xmlns:w15="http://schemas.microsoft.com/office/word/2012/wordml" xmlns:w16cex="http://schemas.microsoft.com/office/word/2018/wordml/cex" xmlns:w16cid="http://schemas.microsoft.com/office/word/2016/wordml/cid" xmlns:w16="http://schemas.microsoft.com/office/word/2018/wordml" xmlns:w16du="http://schemas.microsoft.com/office/word/2023/wordml/word16du" xmlns:w16sdtdh="http://schemas.microsoft.com/office/word/2020/wordml/sdtdatahash" xmlns:w16sdtfl="http://schemas.microsoft.com/office/word/2024/wordml/sdtformatlock" xmlns:w16se="http://schemas.microsoft.com/office/word/2015/wordml/symex" xmlns:wpg="http://schemas.microsoft.com/office/word/2010/wordprocessingGroup" xmlns:wpi="http://schemas.microsoft.com/office/word/2010/wordprocessingInk" xmlns:wne="http://schemas.microsoft.com/office/word/2006/wordml" xmlns:wps="http://schemas.microsoft.com/office/word/2010/wordprocessingShape" mc:Ignorable="w14 w15 w16se w16cid w16 w16cex w16sdtdh w16sdtfl w16du wp14">
+<w:document xmlns:wpc="http://schemas.microsoft.com/office/word/2010/wordprocessingCanvas" xmlns:cx="http://schemas.microsoft.com/office/drawing/2014/chartex" xmlns:cx1="http://schemas.microsoft.com/office/drawing/2015/9/8/chartex" xmlns:cx2="http://schemas.microsoft.com/office/drawing/2015/10/21/chartex" xmlns:cx3="http://schemas.microsoft.com/office/drawing/2016/5/9/chartex" xmlns:cx4="http://schemas.microsoft.com/office/drawing/2016/5/10/chartex" xmlns:cx5="http://schemas.microsoft.com/office/drawing/2016/5/11/chartex" xmlns:cx6="http://schemas.microsoft.com/office/drawing/2016/5/12/chartex" xmlns:cx7="http://schemas.microsoft.com/office/drawing/2016/5/13/chartex" xmlns:cx8="http://schemas.microsoft.com/office/drawing/2016/5/14/chartex" xmlns:mc="http://schemas.openxmlformats.org/markup-compatibility/2006" xmlns:aink="http://schemas.microsoft.com/office/drawing/2016/ink" xmlns:am3d="http://schemas.microsoft.com/office/drawing/2017/model3d" xmlns:o="urn:schemas-microsoft-com:office:office" xmlns:r="http://schemas.openxmlformats.org/officeDocument/2006/relationships" xmlns:m="http://schemas.openxmlformats.org/officeDocument/2006/math" xmlns:v="urn:schemas-microsoft-com:vml" xmlns:wp14="http://schemas.microsoft.com/office/word/2010/wordprocessingDrawing" xmlns:wp="http://schemas.openxmlformats.org/drawingml/2006/wordprocessingDrawing" xmlns:w10="urn:schemas-microsoft-com:office:word" xmlns:w="http://schemas.openxmlformats.org/wordprocessingml/2006/main" xmlns:w14="http://schemas.microsoft.com/office/word/2010/wordml" xmlns:w15="http://schemas.microsoft.com/office/word/2012/wordml" xmlns:w16cid="http://schemas.microsoft.com/office/word/2016/wordml/cid" xmlns:w16se="http://schemas.microsoft.com/office/word/2015/wordml/symex" xmlns:wpg="http://schemas.microsoft.com/office/word/2010/wordprocessingGroup" xmlns:wpi="http://schemas.microsoft.com/office/word/2010/wordprocessingInk" xmlns:wne="http://schemas.microsoft.com/office/word/2006/wordml" xmlns:wps="http://schemas.microsoft.com/office/word/2010/wordprocessingShape" mc:Ignorable="w14 w15 w16se w16cid wp14">
   <w:body>
     <w:p>
       <w:pPr>
@@ -10,85 +10,9 @@
           <w:lang w:val="en-US"/>
         </w:rPr>
       </w:pPr>
-      <w:r>
-        <w:rPr>
-          <w:rFonts w:ascii="Arial" w:hAnsi="Arial" w:cs="Arial"/>
-          <w:noProof/>
-          <w:sz w:val="20"/>
-          <w:szCs w:val="20"/>
-          <w:lang w:val="en-IN" w:eastAsia="en-IN"/>
-        </w:rPr>
-        <w:drawing>
-          <wp:anchor distT="0" distB="0" distL="0" distR="0" simplePos="0" relativeHeight="251659264" behindDoc="1" locked="0" layoutInCell="1" allowOverlap="1" wp14:anchorId="7F8388C5" wp14:editId="547CF6FD">
-            <wp:simplePos x="0" y="0"/>
-            <wp:positionH relativeFrom="margin">
-              <wp:align>right</wp:align>
-            </wp:positionH>
-            <wp:positionV relativeFrom="page">
-              <wp:posOffset>387985</wp:posOffset>
-            </wp:positionV>
-            <wp:extent cx="2160897" cy="510939"/>
-            <wp:effectExtent l="0" t="0" r="0" b="3810"/>
-            <wp:wrapNone/>
-            <wp:docPr id="2" name="Image 2"/>
-            <wp:cNvGraphicFramePr>
-              <a:graphicFrameLocks xmlns:a="http://schemas.openxmlformats.org/drawingml/2006/main"/>
-            </wp:cNvGraphicFramePr>
-            <a:graphic xmlns:a="http://schemas.openxmlformats.org/drawingml/2006/main">
-              <a:graphicData uri="http://schemas.openxmlformats.org/drawingml/2006/picture">
-                <pic:pic xmlns:pic="http://schemas.openxmlformats.org/drawingml/2006/picture">
-                  <pic:nvPicPr>
-                    <pic:cNvPr id="2" name="Image 2"/>
-                    <pic:cNvPicPr/>
-                  </pic:nvPicPr>
-                  <pic:blipFill>
-                    <a:blip r:embed="rId8" cstate="print"/>
-                    <a:stretch>
-                      <a:fillRect/>
-                    </a:stretch>
-                  </pic:blipFill>
-                  <pic:spPr>
-                    <a:xfrm>
-                      <a:off x="0" y="0"/>
-                      <a:ext cx="2160897" cy="510939"/>
-                    </a:xfrm>
-                    <a:prstGeom prst="rect">
-                      <a:avLst/>
-                    </a:prstGeom>
-                  </pic:spPr>
-                </pic:pic>
-              </a:graphicData>
-            </a:graphic>
-          </wp:anchor>
-        </w:drawing>
-      </w:r>
-      <w:r>
-        <w:rPr>
-          <w:rFonts w:ascii="Arial" w:hAnsi="Arial" w:cs="Arial"/>
-          <w:i/>
-          <w:iCs/>
-          <w:color w:val="A6A6A6" w:themeColor="background1" w:themeShade="A6"/>
-          <w:sz w:val="24"/>
-          <w:szCs w:val="24"/>
-          <w:lang w:val="en-US"/>
-        </w:rPr>
-        <w:t xml:space="preserve">  </w:t>
-      </w:r>
-      <w:r>
-        <w:rPr>
-          <w:rFonts w:ascii="Arial" w:hAnsi="Arial" w:cs="Arial"/>
-          <w:i/>
-          <w:iCs/>
-          <w:color w:val="A6A6A6" w:themeColor="background1" w:themeShade="A6"/>
-          <w:sz w:val="24"/>
-          <w:szCs w:val="24"/>
-          <w:lang w:val="en-US"/>
-        </w:rPr>
-        <w:br w:type="textWrapping" w:clear="all"/>
-      </w:r>
-    </w:p>
-    <w:p>
-      <w:pPr>
+      <w:bookmarkStart w:id="0" w:name="_GoBack"/>
+      <w:bookmarkEnd w:id="0"/>
+      <w:r>
         <w:rPr>
           <w:rFonts w:ascii="Arial" w:hAnsi="Arial" w:cs="Arial"/>
           <w:b/>
@@ -96,26 +20,7 @@
           <w:color w:val="000000" w:themeColor="text1"/>
           <w:lang w:val="en-IN"/>
         </w:rPr>
-      </w:pPr>
-      <w:r>
-        <w:rPr>
-          <w:rFonts w:ascii="Arial" w:hAnsi="Arial" w:cs="Arial"/>
-          <w:b/>
-          <w:bCs/>
-          <w:color w:val="000000" w:themeColor="text1"/>
-          <w:lang w:val="en-IN"/>
-        </w:rPr>
-        <w:t xml:space="preserve">8 Days </w:t>
-      </w:r>
-      <w:r>
-        <w:rPr>
-          <w:rFonts w:ascii="Arial" w:hAnsi="Arial" w:cs="Arial"/>
-          <w:b/>
-          <w:bCs/>
-          <w:color w:val="000000" w:themeColor="text1"/>
-          <w:lang w:val="en-IN"/>
-        </w:rPr>
-        <w:t>Greek Island Hopper Escape</w:t>
+        <w:t>8 Days Greek Island Hopper Escape</w:t>
       </w:r>
       <w:r>
         <w:rPr>
@@ -429,7 +334,25 @@
           <w:color w:val="000000" w:themeColor="text1"/>
           <w:lang w:val="en-IN"/>
         </w:rPr>
-        <w:t xml:space="preserve">, Fira, and volcanic beaches. </w:t>
+        <w:t xml:space="preserve">, </w:t>
+      </w:r>
+      <w:proofErr w:type="spellStart"/>
+      <w:r>
+        <w:rPr>
+          <w:rFonts w:ascii="Arial" w:hAnsi="Arial" w:cs="Arial"/>
+          <w:color w:val="000000" w:themeColor="text1"/>
+          <w:lang w:val="en-IN"/>
+        </w:rPr>
+        <w:t>Fira</w:t>
+      </w:r>
+      <w:proofErr w:type="spellEnd"/>
+      <w:r>
+        <w:rPr>
+          <w:rFonts w:ascii="Arial" w:hAnsi="Arial" w:cs="Arial"/>
+          <w:color w:val="000000" w:themeColor="text1"/>
+          <w:lang w:val="en-IN"/>
+        </w:rPr>
+        <w:t xml:space="preserve">, and volcanic beaches. </w:t>
       </w:r>
     </w:p>
     <w:p>
@@ -868,7 +791,25 @@
           <w:color w:val="000000" w:themeColor="text1"/>
           <w:lang w:val="en-IN"/>
         </w:rPr>
-        <w:t>, Fira, and the volcanic beaches before reboarding to return to Paros. Overnight at your 3-star hotel in Paros.</w:t>
+        <w:t xml:space="preserve">, </w:t>
+      </w:r>
+      <w:proofErr w:type="spellStart"/>
+      <w:r>
+        <w:rPr>
+          <w:rFonts w:ascii="Arial" w:hAnsi="Arial" w:cs="Arial"/>
+          <w:color w:val="000000" w:themeColor="text1"/>
+          <w:lang w:val="en-IN"/>
+        </w:rPr>
+        <w:t>Fira</w:t>
+      </w:r>
+      <w:proofErr w:type="spellEnd"/>
+      <w:r>
+        <w:rPr>
+          <w:rFonts w:ascii="Arial" w:hAnsi="Arial" w:cs="Arial"/>
+          <w:color w:val="000000" w:themeColor="text1"/>
+          <w:lang w:val="en-IN"/>
+        </w:rPr>
+        <w:t>, and the volcanic beaches before reboarding to return to Paros. Overnight at your 3-star hotel in Paros.</w:t>
       </w:r>
     </w:p>
     <w:p>
@@ -905,15 +846,25 @@
           <w:lang w:val="en-IN"/>
         </w:rPr>
         <w:br/>
-      </w:r>
-      <w:r>
-        <w:rPr>
-          <w:rFonts w:ascii="Arial" w:hAnsi="Arial" w:cs="Arial"/>
-          <w:color w:val="000000" w:themeColor="text1"/>
-          <w:lang w:val="en-IN"/>
-        </w:rPr>
-        <w:lastRenderedPageBreak/>
-        <w:t xml:space="preserve">Set sail on a shared cruise from Paros to Mykonos. Explore Mykonos Town (Chora), Little Venice, and Panagia </w:t>
+        <w:t xml:space="preserve">Set sail on a shared cruise from Paros to Mykonos. Explore Mykonos Town (Chora), Little Venice, and </w:t>
+      </w:r>
+      <w:proofErr w:type="spellStart"/>
+      <w:r>
+        <w:rPr>
+          <w:rFonts w:ascii="Arial" w:hAnsi="Arial" w:cs="Arial"/>
+          <w:color w:val="000000" w:themeColor="text1"/>
+          <w:lang w:val="en-IN"/>
+        </w:rPr>
+        <w:t>Panagia</w:t>
+      </w:r>
+      <w:proofErr w:type="spellEnd"/>
+      <w:r>
+        <w:rPr>
+          <w:rFonts w:ascii="Arial" w:hAnsi="Arial" w:cs="Arial"/>
+          <w:color w:val="000000" w:themeColor="text1"/>
+          <w:lang w:val="en-IN"/>
+        </w:rPr>
+        <w:t xml:space="preserve"> </w:t>
       </w:r>
       <w:proofErr w:type="spellStart"/>
       <w:r>
@@ -1032,7 +983,7 @@
           <w:lang w:val="en-IN"/>
         </w:rPr>
         <w:pict w14:anchorId="3AB07AD1">
-          <v:rect id="_x0000_i1030" style="width:0;height:1.5pt" o:hralign="center" o:hrstd="t" o:hr="t" fillcolor="#a0a0a0" stroked="f"/>
+          <v:rect id="_x0000_i1029" style="width:0;height:1.5pt" o:hralign="center" o:hrstd="t" o:hr="t" fillcolor="#a0a0a0" stroked="f"/>
         </w:pict>
       </w:r>
       <w:r>
@@ -1218,7 +1169,7 @@
           <w:lang w:val="en-IN"/>
         </w:rPr>
         <w:pict w14:anchorId="64AA04A8">
-          <v:rect id="_x0000_i1031" style="width:0;height:1.5pt" o:hralign="center" o:hrstd="t" o:hr="t" fillcolor="#a0a0a0" stroked="f"/>
+          <v:rect id="_x0000_i1030" style="width:0;height:1.5pt" o:hralign="center" o:hrstd="t" o:hr="t" fillcolor="#a0a0a0" stroked="f"/>
         </w:pict>
       </w:r>
     </w:p>
@@ -1392,7 +1343,7 @@
           <w:lang w:val="en-IN"/>
         </w:rPr>
         <w:pict w14:anchorId="698189B4">
-          <v:rect id="_x0000_i1032" style="width:0;height:1.5pt" o:hralign="center" o:hrstd="t" o:hr="t" fillcolor="#a0a0a0" stroked="f"/>
+          <v:rect id="_x0000_i1031" style="width:0;height:1.5pt" o:hralign="center" o:hrstd="t" o:hr="t" fillcolor="#a0a0a0" stroked="f"/>
         </w:pict>
       </w:r>
     </w:p>
@@ -1495,7 +1446,7 @@
           <w:lang w:val="en-IN"/>
         </w:rPr>
         <w:pict w14:anchorId="298CB514">
-          <v:rect id="_x0000_i1033" style="width:0;height:1.5pt" o:hralign="center" o:hrstd="t" o:hr="t" fillcolor="#a0a0a0" stroked="f"/>
+          <v:rect id="_x0000_i1032" style="width:0;height:1.5pt" o:hralign="center" o:hrstd="t" o:hr="t" fillcolor="#a0a0a0" stroked="f"/>
         </w:pict>
       </w:r>
     </w:p>
@@ -1550,7 +1501,7 @@
       </w:pPr>
     </w:p>
     <w:sectPr>
-      <w:footerReference w:type="default" r:id="rId9"/>
+      <w:footerReference w:type="default" r:id="rId8"/>
       <w:pgSz w:w="11910" w:h="16840"/>
       <w:pgMar w:top="851" w:right="800" w:bottom="1080" w:left="1200" w:header="0" w:footer="1370" w:gutter="0"/>
       <w:cols w:space="720"/>
@@ -1560,7 +1511,7 @@
 </file>
 
 <file path=word/endnotes.xml><?xml version="1.0" encoding="utf-8"?>
-<w:endnotes xmlns:wpc="http://schemas.microsoft.com/office/word/2010/wordprocessingCanvas" xmlns:cx="http://schemas.microsoft.com/office/drawing/2014/chartex" xmlns:cx1="http://schemas.microsoft.com/office/drawing/2015/9/8/chartex" xmlns:cx2="http://schemas.microsoft.com/office/drawing/2015/10/21/chartex" xmlns:cx3="http://schemas.microsoft.com/office/drawing/2016/5/9/chartex" xmlns:cx4="http://schemas.microsoft.com/office/drawing/2016/5/10/chartex" xmlns:cx5="http://schemas.microsoft.com/office/drawing/2016/5/11/chartex" xmlns:cx6="http://schemas.microsoft.com/office/drawing/2016/5/12/chartex" xmlns:cx7="http://schemas.microsoft.com/office/drawing/2016/5/13/chartex" xmlns:cx8="http://schemas.microsoft.com/office/drawing/2016/5/14/chartex" xmlns:mc="http://schemas.openxmlformats.org/markup-compatibility/2006" xmlns:aink="http://schemas.microsoft.com/office/drawing/2016/ink" xmlns:am3d="http://schemas.microsoft.com/office/drawing/2017/model3d" xmlns:o="urn:schemas-microsoft-com:office:office" xmlns:oel="http://schemas.microsoft.com/office/2019/extlst" xmlns:r="http://schemas.openxmlformats.org/officeDocument/2006/relationships" xmlns:m="http://schemas.openxmlformats.org/officeDocument/2006/math" xmlns:v="urn:schemas-microsoft-com:vml" xmlns:wp14="http://schemas.microsoft.com/office/word/2010/wordprocessingDrawing" xmlns:wp="http://schemas.openxmlformats.org/drawingml/2006/wordprocessingDrawing" xmlns:w10="urn:schemas-microsoft-com:office:word" xmlns:w="http://schemas.openxmlformats.org/wordprocessingml/2006/main" xmlns:w14="http://schemas.microsoft.com/office/word/2010/wordml" xmlns:w15="http://schemas.microsoft.com/office/word/2012/wordml" xmlns:w16cex="http://schemas.microsoft.com/office/word/2018/wordml/cex" xmlns:w16cid="http://schemas.microsoft.com/office/word/2016/wordml/cid" xmlns:w16="http://schemas.microsoft.com/office/word/2018/wordml" xmlns:w16du="http://schemas.microsoft.com/office/word/2023/wordml/word16du" xmlns:w16sdtdh="http://schemas.microsoft.com/office/word/2020/wordml/sdtdatahash" xmlns:w16sdtfl="http://schemas.microsoft.com/office/word/2024/wordml/sdtformatlock" xmlns:w16se="http://schemas.microsoft.com/office/word/2015/wordml/symex" xmlns:wpg="http://schemas.microsoft.com/office/word/2010/wordprocessingGroup" xmlns:wpi="http://schemas.microsoft.com/office/word/2010/wordprocessingInk" xmlns:wne="http://schemas.microsoft.com/office/word/2006/wordml" xmlns:wps="http://schemas.microsoft.com/office/word/2010/wordprocessingShape" mc:Ignorable="w14 w15 w16se w16cid w16 w16cex w16sdtdh w16sdtfl w16du wp14">
+<w:endnotes xmlns:wpc="http://schemas.microsoft.com/office/word/2010/wordprocessingCanvas" xmlns:cx="http://schemas.microsoft.com/office/drawing/2014/chartex" xmlns:cx1="http://schemas.microsoft.com/office/drawing/2015/9/8/chartex" xmlns:cx2="http://schemas.microsoft.com/office/drawing/2015/10/21/chartex" xmlns:cx3="http://schemas.microsoft.com/office/drawing/2016/5/9/chartex" xmlns:cx4="http://schemas.microsoft.com/office/drawing/2016/5/10/chartex" xmlns:cx5="http://schemas.microsoft.com/office/drawing/2016/5/11/chartex" xmlns:cx6="http://schemas.microsoft.com/office/drawing/2016/5/12/chartex" xmlns:cx7="http://schemas.microsoft.com/office/drawing/2016/5/13/chartex" xmlns:cx8="http://schemas.microsoft.com/office/drawing/2016/5/14/chartex" xmlns:mc="http://schemas.openxmlformats.org/markup-compatibility/2006" xmlns:aink="http://schemas.microsoft.com/office/drawing/2016/ink" xmlns:am3d="http://schemas.microsoft.com/office/drawing/2017/model3d" xmlns:o="urn:schemas-microsoft-com:office:office" xmlns:r="http://schemas.openxmlformats.org/officeDocument/2006/relationships" xmlns:m="http://schemas.openxmlformats.org/officeDocument/2006/math" xmlns:v="urn:schemas-microsoft-com:vml" xmlns:wp14="http://schemas.microsoft.com/office/word/2010/wordprocessingDrawing" xmlns:wp="http://schemas.openxmlformats.org/drawingml/2006/wordprocessingDrawing" xmlns:w10="urn:schemas-microsoft-com:office:word" xmlns:w="http://schemas.openxmlformats.org/wordprocessingml/2006/main" xmlns:w14="http://schemas.microsoft.com/office/word/2010/wordml" xmlns:w15="http://schemas.microsoft.com/office/word/2012/wordml" xmlns:w16cid="http://schemas.microsoft.com/office/word/2016/wordml/cid" xmlns:w16se="http://schemas.microsoft.com/office/word/2015/wordml/symex" xmlns:wpg="http://schemas.microsoft.com/office/word/2010/wordprocessingGroup" xmlns:wpi="http://schemas.microsoft.com/office/word/2010/wordprocessingInk" xmlns:wne="http://schemas.microsoft.com/office/word/2006/wordml" xmlns:wps="http://schemas.microsoft.com/office/word/2010/wordprocessingShape" mc:Ignorable="w14 w15 w16se w16cid wp14">
   <w:endnote w:type="separator" w:id="-1">
     <w:p>
       <w:r>
@@ -1579,7 +1530,7 @@
 </file>
 
 <file path=word/footer1.xml><?xml version="1.0" encoding="utf-8"?>
-<w:ftr xmlns:wpc="http://schemas.microsoft.com/office/word/2010/wordprocessingCanvas" xmlns:cx="http://schemas.microsoft.com/office/drawing/2014/chartex" xmlns:cx1="http://schemas.microsoft.com/office/drawing/2015/9/8/chartex" xmlns:cx2="http://schemas.microsoft.com/office/drawing/2015/10/21/chartex" xmlns:cx3="http://schemas.microsoft.com/office/drawing/2016/5/9/chartex" xmlns:cx4="http://schemas.microsoft.com/office/drawing/2016/5/10/chartex" xmlns:cx5="http://schemas.microsoft.com/office/drawing/2016/5/11/chartex" xmlns:cx6="http://schemas.microsoft.com/office/drawing/2016/5/12/chartex" xmlns:cx7="http://schemas.microsoft.com/office/drawing/2016/5/13/chartex" xmlns:cx8="http://schemas.microsoft.com/office/drawing/2016/5/14/chartex" xmlns:mc="http://schemas.openxmlformats.org/markup-compatibility/2006" xmlns:aink="http://schemas.microsoft.com/office/drawing/2016/ink" xmlns:am3d="http://schemas.microsoft.com/office/drawing/2017/model3d" xmlns:o="urn:schemas-microsoft-com:office:office" xmlns:oel="http://schemas.microsoft.com/office/2019/extlst" xmlns:r="http://schemas.openxmlformats.org/officeDocument/2006/relationships" xmlns:m="http://schemas.openxmlformats.org/officeDocument/2006/math" xmlns:v="urn:schemas-microsoft-com:vml" xmlns:wp14="http://schemas.microsoft.com/office/word/2010/wordprocessingDrawing" xmlns:wp="http://schemas.openxmlformats.org/drawingml/2006/wordprocessingDrawing" xmlns:w10="urn:schemas-microsoft-com:office:word" xmlns:w="http://schemas.openxmlformats.org/wordprocessingml/2006/main" xmlns:w14="http://schemas.microsoft.com/office/word/2010/wordml" xmlns:w15="http://schemas.microsoft.com/office/word/2012/wordml" xmlns:w16cex="http://schemas.microsoft.com/office/word/2018/wordml/cex" xmlns:w16cid="http://schemas.microsoft.com/office/word/2016/wordml/cid" xmlns:w16="http://schemas.microsoft.com/office/word/2018/wordml" xmlns:w16du="http://schemas.microsoft.com/office/word/2023/wordml/word16du" xmlns:w16sdtdh="http://schemas.microsoft.com/office/word/2020/wordml/sdtdatahash" xmlns:w16sdtfl="http://schemas.microsoft.com/office/word/2024/wordml/sdtformatlock" xmlns:w16se="http://schemas.microsoft.com/office/word/2015/wordml/symex" xmlns:wpg="http://schemas.microsoft.com/office/word/2010/wordprocessingGroup" xmlns:wpi="http://schemas.microsoft.com/office/word/2010/wordprocessingInk" xmlns:wne="http://schemas.microsoft.com/office/word/2006/wordml" xmlns:wps="http://schemas.microsoft.com/office/word/2010/wordprocessingShape" mc:Ignorable="w14 w15 w16se w16cid w16 w16cex w16sdtdh w16sdtfl w16du wp14">
+<w:ftr xmlns:wpc="http://schemas.microsoft.com/office/word/2010/wordprocessingCanvas" xmlns:cx="http://schemas.microsoft.com/office/drawing/2014/chartex" xmlns:cx1="http://schemas.microsoft.com/office/drawing/2015/9/8/chartex" xmlns:cx2="http://schemas.microsoft.com/office/drawing/2015/10/21/chartex" xmlns:cx3="http://schemas.microsoft.com/office/drawing/2016/5/9/chartex" xmlns:cx4="http://schemas.microsoft.com/office/drawing/2016/5/10/chartex" xmlns:cx5="http://schemas.microsoft.com/office/drawing/2016/5/11/chartex" xmlns:cx6="http://schemas.microsoft.com/office/drawing/2016/5/12/chartex" xmlns:cx7="http://schemas.microsoft.com/office/drawing/2016/5/13/chartex" xmlns:cx8="http://schemas.microsoft.com/office/drawing/2016/5/14/chartex" xmlns:mc="http://schemas.openxmlformats.org/markup-compatibility/2006" xmlns:aink="http://schemas.microsoft.com/office/drawing/2016/ink" xmlns:am3d="http://schemas.microsoft.com/office/drawing/2017/model3d" xmlns:o="urn:schemas-microsoft-com:office:office" xmlns:r="http://schemas.openxmlformats.org/officeDocument/2006/relationships" xmlns:m="http://schemas.openxmlformats.org/officeDocument/2006/math" xmlns:v="urn:schemas-microsoft-com:vml" xmlns:wp14="http://schemas.microsoft.com/office/word/2010/wordprocessingDrawing" xmlns:wp="http://schemas.openxmlformats.org/drawingml/2006/wordprocessingDrawing" xmlns:w10="urn:schemas-microsoft-com:office:word" xmlns:w="http://schemas.openxmlformats.org/wordprocessingml/2006/main" xmlns:w14="http://schemas.microsoft.com/office/word/2010/wordml" xmlns:w15="http://schemas.microsoft.com/office/word/2012/wordml" xmlns:w16cid="http://schemas.microsoft.com/office/word/2016/wordml/cid" xmlns:w16se="http://schemas.microsoft.com/office/word/2015/wordml/symex" xmlns:wpg="http://schemas.microsoft.com/office/word/2010/wordprocessingGroup" xmlns:wpi="http://schemas.microsoft.com/office/word/2010/wordprocessingInk" xmlns:wne="http://schemas.microsoft.com/office/word/2006/wordml" xmlns:wps="http://schemas.microsoft.com/office/word/2010/wordprocessingShape" mc:Ignorable="w14 w15 w16se w16cid wp14">
   <w:p>
     <w:pPr>
       <w:pStyle w:val="BodyText"/>
@@ -1788,7 +1739,7 @@
 </file>
 
 <file path=word/footnotes.xml><?xml version="1.0" encoding="utf-8"?>
-<w:footnotes xmlns:wpc="http://schemas.microsoft.com/office/word/2010/wordprocessingCanvas" xmlns:cx="http://schemas.microsoft.com/office/drawing/2014/chartex" xmlns:cx1="http://schemas.microsoft.com/office/drawing/2015/9/8/chartex" xmlns:cx2="http://schemas.microsoft.com/office/drawing/2015/10/21/chartex" xmlns:cx3="http://schemas.microsoft.com/office/drawing/2016/5/9/chartex" xmlns:cx4="http://schemas.microsoft.com/office/drawing/2016/5/10/chartex" xmlns:cx5="http://schemas.microsoft.com/office/drawing/2016/5/11/chartex" xmlns:cx6="http://schemas.microsoft.com/office/drawing/2016/5/12/chartex" xmlns:cx7="http://schemas.microsoft.com/office/drawing/2016/5/13/chartex" xmlns:cx8="http://schemas.microsoft.com/office/drawing/2016/5/14/chartex" xmlns:mc="http://schemas.openxmlformats.org/markup-compatibility/2006" xmlns:aink="http://schemas.microsoft.com/office/drawing/2016/ink" xmlns:am3d="http://schemas.microsoft.com/office/drawing/2017/model3d" xmlns:o="urn:schemas-microsoft-com:office:office" xmlns:oel="http://schemas.microsoft.com/office/2019/extlst" xmlns:r="http://schemas.openxmlformats.org/officeDocument/2006/relationships" xmlns:m="http://schemas.openxmlformats.org/officeDocument/2006/math" xmlns:v="urn:schemas-microsoft-com:vml" xmlns:wp14="http://schemas.microsoft.com/office/word/2010/wordprocessingDrawing" xmlns:wp="http://schemas.openxmlformats.org/drawingml/2006/wordprocessingDrawing" xmlns:w10="urn:schemas-microsoft-com:office:word" xmlns:w="http://schemas.openxmlformats.org/wordprocessingml/2006/main" xmlns:w14="http://schemas.microsoft.com/office/word/2010/wordml" xmlns:w15="http://schemas.microsoft.com/office/word/2012/wordml" xmlns:w16cex="http://schemas.microsoft.com/office/word/2018/wordml/cex" xmlns:w16cid="http://schemas.microsoft.com/office/word/2016/wordml/cid" xmlns:w16="http://schemas.microsoft.com/office/word/2018/wordml" xmlns:w16du="http://schemas.microsoft.com/office/word/2023/wordml/word16du" xmlns:w16sdtdh="http://schemas.microsoft.com/office/word/2020/wordml/sdtdatahash" xmlns:w16sdtfl="http://schemas.microsoft.com/office/word/2024/wordml/sdtformatlock" xmlns:w16se="http://schemas.microsoft.com/office/word/2015/wordml/symex" xmlns:wpg="http://schemas.microsoft.com/office/word/2010/wordprocessingGroup" xmlns:wpi="http://schemas.microsoft.com/office/word/2010/wordprocessingInk" xmlns:wne="http://schemas.microsoft.com/office/word/2006/wordml" xmlns:wps="http://schemas.microsoft.com/office/word/2010/wordprocessingShape" mc:Ignorable="w14 w15 w16se w16cid w16 w16cex w16sdtdh w16sdtfl w16du wp14">
+<w:footnotes xmlns:wpc="http://schemas.microsoft.com/office/word/2010/wordprocessingCanvas" xmlns:cx="http://schemas.microsoft.com/office/drawing/2014/chartex" xmlns:cx1="http://schemas.microsoft.com/office/drawing/2015/9/8/chartex" xmlns:cx2="http://schemas.microsoft.com/office/drawing/2015/10/21/chartex" xmlns:cx3="http://schemas.microsoft.com/office/drawing/2016/5/9/chartex" xmlns:cx4="http://schemas.microsoft.com/office/drawing/2016/5/10/chartex" xmlns:cx5="http://schemas.microsoft.com/office/drawing/2016/5/11/chartex" xmlns:cx6="http://schemas.microsoft.com/office/drawing/2016/5/12/chartex" xmlns:cx7="http://schemas.microsoft.com/office/drawing/2016/5/13/chartex" xmlns:cx8="http://schemas.microsoft.com/office/drawing/2016/5/14/chartex" xmlns:mc="http://schemas.openxmlformats.org/markup-compatibility/2006" xmlns:aink="http://schemas.microsoft.com/office/drawing/2016/ink" xmlns:am3d="http://schemas.microsoft.com/office/drawing/2017/model3d" xmlns:o="urn:schemas-microsoft-com:office:office" xmlns:r="http://schemas.openxmlformats.org/officeDocument/2006/relationships" xmlns:m="http://schemas.openxmlformats.org/officeDocument/2006/math" xmlns:v="urn:schemas-microsoft-com:vml" xmlns:wp14="http://schemas.microsoft.com/office/word/2010/wordprocessingDrawing" xmlns:wp="http://schemas.openxmlformats.org/drawingml/2006/wordprocessingDrawing" xmlns:w10="urn:schemas-microsoft-com:office:word" xmlns:w="http://schemas.openxmlformats.org/wordprocessingml/2006/main" xmlns:w14="http://schemas.microsoft.com/office/word/2010/wordml" xmlns:w15="http://schemas.microsoft.com/office/word/2012/wordml" xmlns:w16cid="http://schemas.microsoft.com/office/word/2016/wordml/cid" xmlns:w16se="http://schemas.microsoft.com/office/word/2015/wordml/symex" xmlns:wpg="http://schemas.microsoft.com/office/word/2010/wordprocessingGroup" xmlns:wpi="http://schemas.microsoft.com/office/word/2010/wordprocessingInk" xmlns:wne="http://schemas.microsoft.com/office/word/2006/wordml" xmlns:wps="http://schemas.microsoft.com/office/word/2010/wordprocessingShape" mc:Ignorable="w14 w15 w16se w16cid wp14">
   <w:footnote w:type="separator" w:id="-1">
     <w:p>
       <w:r>
@@ -1807,7 +1758,7 @@
 </file>
 
 <file path=word/numbering.xml><?xml version="1.0" encoding="utf-8"?>
-<w:numbering xmlns:wpc="http://schemas.microsoft.com/office/word/2010/wordprocessingCanvas" xmlns:cx="http://schemas.microsoft.com/office/drawing/2014/chartex" xmlns:cx1="http://schemas.microsoft.com/office/drawing/2015/9/8/chartex" xmlns:cx2="http://schemas.microsoft.com/office/drawing/2015/10/21/chartex" xmlns:cx3="http://schemas.microsoft.com/office/drawing/2016/5/9/chartex" xmlns:cx4="http://schemas.microsoft.com/office/drawing/2016/5/10/chartex" xmlns:cx5="http://schemas.microsoft.com/office/drawing/2016/5/11/chartex" xmlns:cx6="http://schemas.microsoft.com/office/drawing/2016/5/12/chartex" xmlns:cx7="http://schemas.microsoft.com/office/drawing/2016/5/13/chartex" xmlns:cx8="http://schemas.microsoft.com/office/drawing/2016/5/14/chartex" xmlns:mc="http://schemas.openxmlformats.org/markup-compatibility/2006" xmlns:aink="http://schemas.microsoft.com/office/drawing/2016/ink" xmlns:am3d="http://schemas.microsoft.com/office/drawing/2017/model3d" xmlns:o="urn:schemas-microsoft-com:office:office" xmlns:oel="http://schemas.microsoft.com/office/2019/extlst" xmlns:r="http://schemas.openxmlformats.org/officeDocument/2006/relationships" xmlns:m="http://schemas.openxmlformats.org/officeDocument/2006/math" xmlns:v="urn:schemas-microsoft-com:vml" xmlns:wp14="http://schemas.microsoft.com/office/word/2010/wordprocessingDrawing" xmlns:wp="http://schemas.openxmlformats.org/drawingml/2006/wordprocessingDrawing" xmlns:w10="urn:schemas-microsoft-com:office:word" xmlns:w="http://schemas.openxmlformats.org/wordprocessingml/2006/main" xmlns:w14="http://schemas.microsoft.com/office/word/2010/wordml" xmlns:w15="http://schemas.microsoft.com/office/word/2012/wordml" xmlns:w16cex="http://schemas.microsoft.com/office/word/2018/wordml/cex" xmlns:w16cid="http://schemas.microsoft.com/office/word/2016/wordml/cid" xmlns:w16="http://schemas.microsoft.com/office/word/2018/wordml" xmlns:w16du="http://schemas.microsoft.com/office/word/2023/wordml/word16du" xmlns:w16sdtdh="http://schemas.microsoft.com/office/word/2020/wordml/sdtdatahash" xmlns:w16sdtfl="http://schemas.microsoft.com/office/word/2024/wordml/sdtformatlock" xmlns:w16se="http://schemas.microsoft.com/office/word/2015/wordml/symex" xmlns:wpg="http://schemas.microsoft.com/office/word/2010/wordprocessingGroup" xmlns:wpi="http://schemas.microsoft.com/office/word/2010/wordprocessingInk" xmlns:wne="http://schemas.microsoft.com/office/word/2006/wordml" xmlns:wps="http://schemas.microsoft.com/office/word/2010/wordprocessingShape" mc:Ignorable="w14 w15 w16se w16cid w16 w16cex w16sdtdh w16sdtfl w16du wp14">
+<w:numbering xmlns:wpc="http://schemas.microsoft.com/office/word/2010/wordprocessingCanvas" xmlns:cx="http://schemas.microsoft.com/office/drawing/2014/chartex" xmlns:cx1="http://schemas.microsoft.com/office/drawing/2015/9/8/chartex" xmlns:cx2="http://schemas.microsoft.com/office/drawing/2015/10/21/chartex" xmlns:cx3="http://schemas.microsoft.com/office/drawing/2016/5/9/chartex" xmlns:cx4="http://schemas.microsoft.com/office/drawing/2016/5/10/chartex" xmlns:cx5="http://schemas.microsoft.com/office/drawing/2016/5/11/chartex" xmlns:cx6="http://schemas.microsoft.com/office/drawing/2016/5/12/chartex" xmlns:cx7="http://schemas.microsoft.com/office/drawing/2016/5/13/chartex" xmlns:cx8="http://schemas.microsoft.com/office/drawing/2016/5/14/chartex" xmlns:mc="http://schemas.openxmlformats.org/markup-compatibility/2006" xmlns:aink="http://schemas.microsoft.com/office/drawing/2016/ink" xmlns:am3d="http://schemas.microsoft.com/office/drawing/2017/model3d" xmlns:o="urn:schemas-microsoft-com:office:office" xmlns:r="http://schemas.openxmlformats.org/officeDocument/2006/relationships" xmlns:m="http://schemas.openxmlformats.org/officeDocument/2006/math" xmlns:v="urn:schemas-microsoft-com:vml" xmlns:wp14="http://schemas.microsoft.com/office/word/2010/wordprocessingDrawing" xmlns:wp="http://schemas.openxmlformats.org/drawingml/2006/wordprocessingDrawing" xmlns:w10="urn:schemas-microsoft-com:office:word" xmlns:w="http://schemas.openxmlformats.org/wordprocessingml/2006/main" xmlns:w14="http://schemas.microsoft.com/office/word/2010/wordml" xmlns:w15="http://schemas.microsoft.com/office/word/2012/wordml" xmlns:w16cid="http://schemas.microsoft.com/office/word/2016/wordml/cid" xmlns:w16se="http://schemas.microsoft.com/office/word/2015/wordml/symex" xmlns:wpg="http://schemas.microsoft.com/office/word/2010/wordprocessingGroup" xmlns:wpi="http://schemas.microsoft.com/office/word/2010/wordprocessingInk" xmlns:wne="http://schemas.microsoft.com/office/word/2006/wordml" xmlns:wps="http://schemas.microsoft.com/office/word/2010/wordprocessingShape" mc:Ignorable="w14 w15 w16se w16cid wp14">
   <w:abstractNum w:abstractNumId="0" w15:restartNumberingAfterBreak="0">
     <w:nsid w:val="FFFFFF89"/>
     <w:multiLevelType w:val="singleLevel"/>
@@ -7632,134 +7583,134 @@
       </w:rPr>
     </w:lvl>
   </w:abstractNum>
-  <w:num w:numId="1" w16cid:durableId="1588349054">
+  <w:num w:numId="1">
     <w:abstractNumId w:val="27"/>
   </w:num>
-  <w:num w:numId="2" w16cid:durableId="1346205621">
+  <w:num w:numId="2">
     <w:abstractNumId w:val="8"/>
   </w:num>
-  <w:num w:numId="3" w16cid:durableId="1207833024">
+  <w:num w:numId="3">
     <w:abstractNumId w:val="22"/>
   </w:num>
-  <w:num w:numId="4" w16cid:durableId="1508861851">
+  <w:num w:numId="4">
     <w:abstractNumId w:val="15"/>
   </w:num>
-  <w:num w:numId="5" w16cid:durableId="1066101471">
+  <w:num w:numId="5">
     <w:abstractNumId w:val="37"/>
   </w:num>
-  <w:num w:numId="6" w16cid:durableId="1620186628">
+  <w:num w:numId="6">
     <w:abstractNumId w:val="19"/>
   </w:num>
-  <w:num w:numId="7" w16cid:durableId="360715877">
+  <w:num w:numId="7">
     <w:abstractNumId w:val="30"/>
   </w:num>
-  <w:num w:numId="8" w16cid:durableId="501356535">
+  <w:num w:numId="8">
     <w:abstractNumId w:val="7"/>
   </w:num>
-  <w:num w:numId="9" w16cid:durableId="1738086154">
+  <w:num w:numId="9">
     <w:abstractNumId w:val="5"/>
   </w:num>
-  <w:num w:numId="10" w16cid:durableId="226574682">
+  <w:num w:numId="10">
     <w:abstractNumId w:val="32"/>
   </w:num>
-  <w:num w:numId="11" w16cid:durableId="194462924">
+  <w:num w:numId="11">
     <w:abstractNumId w:val="34"/>
   </w:num>
-  <w:num w:numId="12" w16cid:durableId="1349405000">
+  <w:num w:numId="12">
     <w:abstractNumId w:val="33"/>
   </w:num>
-  <w:num w:numId="13" w16cid:durableId="793795665">
+  <w:num w:numId="13">
     <w:abstractNumId w:val="14"/>
   </w:num>
-  <w:num w:numId="14" w16cid:durableId="1678075929">
+  <w:num w:numId="14">
     <w:abstractNumId w:val="40"/>
   </w:num>
-  <w:num w:numId="15" w16cid:durableId="2028866777">
+  <w:num w:numId="15">
     <w:abstractNumId w:val="10"/>
   </w:num>
-  <w:num w:numId="16" w16cid:durableId="2146729416">
+  <w:num w:numId="16">
     <w:abstractNumId w:val="4"/>
   </w:num>
-  <w:num w:numId="17" w16cid:durableId="1475025310">
+  <w:num w:numId="17">
     <w:abstractNumId w:val="13"/>
   </w:num>
-  <w:num w:numId="18" w16cid:durableId="636451998">
+  <w:num w:numId="18">
     <w:abstractNumId w:val="20"/>
   </w:num>
-  <w:num w:numId="19" w16cid:durableId="1062217312">
+  <w:num w:numId="19">
     <w:abstractNumId w:val="21"/>
   </w:num>
-  <w:num w:numId="20" w16cid:durableId="685717093">
+  <w:num w:numId="20">
     <w:abstractNumId w:val="9"/>
   </w:num>
-  <w:num w:numId="21" w16cid:durableId="1995210451">
+  <w:num w:numId="21">
     <w:abstractNumId w:val="28"/>
   </w:num>
-  <w:num w:numId="22" w16cid:durableId="587883600">
+  <w:num w:numId="22">
     <w:abstractNumId w:val="24"/>
   </w:num>
-  <w:num w:numId="23" w16cid:durableId="1393457778">
+  <w:num w:numId="23">
     <w:abstractNumId w:val="36"/>
   </w:num>
-  <w:num w:numId="24" w16cid:durableId="453641318">
+  <w:num w:numId="24">
     <w:abstractNumId w:val="6"/>
   </w:num>
-  <w:num w:numId="25" w16cid:durableId="1281304037">
+  <w:num w:numId="25">
     <w:abstractNumId w:val="11"/>
   </w:num>
-  <w:num w:numId="26" w16cid:durableId="1094084210">
+  <w:num w:numId="26">
     <w:abstractNumId w:val="3"/>
   </w:num>
-  <w:num w:numId="27" w16cid:durableId="1192114174">
+  <w:num w:numId="27">
     <w:abstractNumId w:val="39"/>
   </w:num>
-  <w:num w:numId="28" w16cid:durableId="532504290">
+  <w:num w:numId="28">
     <w:abstractNumId w:val="26"/>
   </w:num>
-  <w:num w:numId="29" w16cid:durableId="49233238">
+  <w:num w:numId="29">
     <w:abstractNumId w:val="2"/>
   </w:num>
-  <w:num w:numId="30" w16cid:durableId="1245263350">
+  <w:num w:numId="30">
     <w:abstractNumId w:val="18"/>
   </w:num>
-  <w:num w:numId="31" w16cid:durableId="999891045">
+  <w:num w:numId="31">
     <w:abstractNumId w:val="23"/>
   </w:num>
-  <w:num w:numId="32" w16cid:durableId="1301570401">
+  <w:num w:numId="32">
     <w:abstractNumId w:val="12"/>
   </w:num>
-  <w:num w:numId="33" w16cid:durableId="222908753">
+  <w:num w:numId="33">
     <w:abstractNumId w:val="17"/>
   </w:num>
-  <w:num w:numId="34" w16cid:durableId="1220361995">
+  <w:num w:numId="34">
     <w:abstractNumId w:val="29"/>
   </w:num>
-  <w:num w:numId="35" w16cid:durableId="1792358093">
+  <w:num w:numId="35">
     <w:abstractNumId w:val="25"/>
   </w:num>
-  <w:num w:numId="36" w16cid:durableId="1939949725">
+  <w:num w:numId="36">
     <w:abstractNumId w:val="1"/>
   </w:num>
-  <w:num w:numId="37" w16cid:durableId="480661588">
+  <w:num w:numId="37">
     <w:abstractNumId w:val="35"/>
   </w:num>
-  <w:num w:numId="38" w16cid:durableId="55324661">
+  <w:num w:numId="38">
     <w:abstractNumId w:val="16"/>
   </w:num>
-  <w:num w:numId="39" w16cid:durableId="813988844">
+  <w:num w:numId="39">
     <w:abstractNumId w:val="31"/>
   </w:num>
-  <w:num w:numId="40" w16cid:durableId="2101949685">
+  <w:num w:numId="40">
     <w:abstractNumId w:val="38"/>
   </w:num>
-  <w:num w:numId="41" w16cid:durableId="789664116">
+  <w:num w:numId="41">
     <w:abstractNumId w:val="0"/>
   </w:num>
 </w:numbering>
 </file>
 
 <file path=word/styles.xml><?xml version="1.0" encoding="utf-8"?>
-<w:styles xmlns:mc="http://schemas.openxmlformats.org/markup-compatibility/2006" xmlns:r="http://schemas.openxmlformats.org/officeDocument/2006/relationships" xmlns:w="http://schemas.openxmlformats.org/wordprocessingml/2006/main" xmlns:w14="http://schemas.microsoft.com/office/word/2010/wordml" xmlns:w15="http://schemas.microsoft.com/office/word/2012/wordml" xmlns:w16cex="http://schemas.microsoft.com/office/word/2018/wordml/cex" xmlns:w16cid="http://schemas.microsoft.com/office/word/2016/wordml/cid" xmlns:w16="http://schemas.microsoft.com/office/word/2018/wordml" xmlns:w16du="http://schemas.microsoft.com/office/word/2023/wordml/word16du" xmlns:w16sdtdh="http://schemas.microsoft.com/office/word/2020/wordml/sdtdatahash" xmlns:w16sdtfl="http://schemas.microsoft.com/office/word/2024/wordml/sdtformatlock" xmlns:w16se="http://schemas.microsoft.com/office/word/2015/wordml/symex" mc:Ignorable="w14 w15 w16se w16cid w16 w16cex w16sdtdh w16sdtfl w16du">
+<w:styles xmlns:mc="http://schemas.openxmlformats.org/markup-compatibility/2006" xmlns:r="http://schemas.openxmlformats.org/officeDocument/2006/relationships" xmlns:w="http://schemas.openxmlformats.org/wordprocessingml/2006/main" xmlns:w14="http://schemas.microsoft.com/office/word/2010/wordml" xmlns:w15="http://schemas.microsoft.com/office/word/2012/wordml" xmlns:w16cid="http://schemas.microsoft.com/office/word/2016/wordml/cid" xmlns:w16se="http://schemas.microsoft.com/office/word/2015/wordml/symex" mc:Ignorable="w14 w15 w16se w16cid">
   <w:docDefaults>
     <w:rPrDefault>
       <w:rPr>
@@ -7777,7 +7728,7 @@
       </w:pPr>
     </w:pPrDefault>
   </w:docDefaults>
-  <w:latentStyles w:defLockedState="0" w:defUIPriority="99" w:defSemiHidden="0" w:defUnhideWhenUsed="0" w:defQFormat="0" w:count="376">
+  <w:latentStyles w:defLockedState="0" w:defUIPriority="99" w:defSemiHidden="0" w:defUnhideWhenUsed="0" w:defQFormat="0" w:count="375">
     <w:lsdException w:name="Normal" w:uiPriority="0" w:qFormat="1"/>
     <w:lsdException w:name="heading 1" w:uiPriority="9" w:qFormat="1"/>
     <w:lsdException w:name="heading 2" w:semiHidden="1" w:uiPriority="9" w:unhideWhenUsed="1" w:qFormat="1"/>
@@ -8153,7 +8104,6 @@
     <w:lsdException w:name="Smart Hyperlink" w:semiHidden="1" w:unhideWhenUsed="1"/>
     <w:lsdException w:name="Hashtag" w:semiHidden="1" w:unhideWhenUsed="1"/>
     <w:lsdException w:name="Unresolved Mention" w:semiHidden="1" w:unhideWhenUsed="1"/>
-    <w:lsdException w:name="Smart Link" w:semiHidden="1" w:unhideWhenUsed="1"/>
   </w:latentStyles>
   <w:style w:type="paragraph" w:default="1" w:styleId="Normal">
     <w:name w:val="Normal"/>
@@ -9608,7 +9558,7 @@
 </file>
 
 <file path=customXml/itemProps1.xml><?xml version="1.0" encoding="utf-8"?>
-<ds:datastoreItem xmlns:ds="http://schemas.openxmlformats.org/officeDocument/2006/customXml" ds:itemID="{D54C2A70-0860-45BE-931C-1C44307B4015}">
+<ds:datastoreItem xmlns:ds="http://schemas.openxmlformats.org/officeDocument/2006/customXml" ds:itemID="{779984FB-F8F1-45FC-AC3D-1FC17F63B040}">
   <ds:schemaRefs>
     <ds:schemaRef ds:uri="http://schemas.openxmlformats.org/officeDocument/2006/bibliography"/>
   </ds:schemaRefs>
